--- a/gdocs_build/1John.docx
+++ b/gdocs_build/1John.docx
@@ -885,7 +885,7 @@
               <w:rPr>
                 <w:sz w:val="18"/>
               </w:rPr>
-              <w:t>My dear friends, nothing here is new. This is the oldest commandment in the book, and you've known it from day one. It's always been part of the message you heard. On the other hand, it is new in a fresh way — because of what Christ is doing in you: the darkness is fading, and the true light is already shining bright.</w:t>
+              <w:t>My dear friends, nothing here is new. This is the oldest commandment in the book, and you've known it from day one. It's always been part of the message you heard. On the other hand, it is new in a fresh way — freshly minted in both Christ and in you: the darkness is fading, and the true light is already shining bright.</w:t>
             </w:r>
           </w:p>
         </w:tc>
@@ -1960,7 +1960,7 @@
         <w:pStyle w:val="Heading1"/>
       </w:pPr>
       <w:r>
-        <w:t>Chapter 3 — honored ones in God's Squad</w:t>
+        <w:t>Chapter 3 — Honored Ones in God's Squad</w:t>
       </w:r>
     </w:p>
     <w:tbl>
@@ -2632,7 +2632,7 @@
               <w:rPr>
                 <w:sz w:val="18"/>
               </w:rPr>
-              <w:t>This is how we've come to understand love: Christ gave up his life for us. That's why we should be willing to give sacrificially for our fellow believers — not just look out for ourselves. If you see a brother or sister in need and you have the means to help, but you ignore them and do nothing — what happens to God's love? It disappears. And you made it disappear.</w:t>
+              <w:t>This is how we've come to understand and experience love: Christ gave up his life for us. That's why we should be willing to give sacrificially for our fellow believers — not just look out for ourselves. If you see a brother or sister in need and you have the means to help, but you ignore them and do nothing — what happens to God's love? It disappears. And you made it disappear.</w:t>
             </w:r>
           </w:p>
         </w:tc>

--- a/gdocs_build/1John.docx
+++ b/gdocs_build/1John.docx
@@ -1855,7 +1855,7 @@
               <w:rPr>
                 <w:sz w:val="18"/>
               </w:rPr>
-              <w:t>And now, children, stay with Christ. Live deeply in Christ. Then when he appears, we'll be ready — ready to welcome him with open arms, with no guilty blushing and no lame excuses.</w:t>
+              <w:t>And now, children, stay with Christ. Live deeply in Christ. Then when he appears, we'll be ready — ready to welcome him with open arms, with no guilty blushing and no empty excuses.</w:t>
             </w:r>
           </w:p>
         </w:tc>

--- a/gdocs_build/1John.docx
+++ b/gdocs_build/1John.docx
@@ -246,15 +246,6 @@
             <w:r>
               <w:rPr>
                 <w:b/>
-                <w:sz w:val="16"/>
-              </w:rPr>
-              <w:t>5</w:t>
-            </w:r>
-          </w:p>
-          <w:p>
-            <w:r>
-              <w:rPr>
-                <w:b/>
                 <w:sz w:val="18"/>
               </w:rPr>
               <w:t>Walk in the Light</w:t>
@@ -267,15 +258,6 @@
           </w:tcPr>
           <w:p>
             <w:r/>
-            <w:r>
-              <w:rPr>
-                <w:b/>
-                <w:sz w:val="16"/>
-              </w:rPr>
-              <w:t>5</w:t>
-            </w:r>
-          </w:p>
-          <w:p>
             <w:r>
               <w:rPr>
                 <w:b/>
@@ -660,15 +642,6 @@
             <w:r>
               <w:rPr>
                 <w:b/>
-                <w:sz w:val="16"/>
-              </w:rPr>
-              <w:t>2-3</w:t>
-            </w:r>
-          </w:p>
-          <w:p>
-            <w:r>
-              <w:rPr>
-                <w:b/>
                 <w:sz w:val="18"/>
               </w:rPr>
               <w:t>The Only Way to Know We're in Him</w:t>
@@ -681,15 +654,6 @@
           </w:tcPr>
           <w:p>
             <w:r/>
-            <w:r>
-              <w:rPr>
-                <w:b/>
-                <w:sz w:val="16"/>
-              </w:rPr>
-              <w:t>2-3</w:t>
-            </w:r>
-          </w:p>
-          <w:p>
             <w:r>
               <w:rPr>
                 <w:b/>
@@ -1007,15 +971,6 @@
             <w:r>
               <w:rPr>
                 <w:b/>
-                <w:sz w:val="16"/>
-              </w:rPr>
-              <w:t>12-13</w:t>
-            </w:r>
-          </w:p>
-          <w:p>
-            <w:r>
-              <w:rPr>
-                <w:b/>
                 <w:sz w:val="18"/>
               </w:rPr>
               <w:t>Loving the World</w:t>
@@ -1028,15 +983,6 @@
           </w:tcPr>
           <w:p>
             <w:r/>
-            <w:r>
-              <w:rPr>
-                <w:b/>
-                <w:sz w:val="16"/>
-              </w:rPr>
-              <w:t>12-13</w:t>
-            </w:r>
-          </w:p>
-          <w:p>
             <w:r>
               <w:rPr>
                 <w:b/>
@@ -1283,15 +1229,6 @@
             <w:r>
               <w:rPr>
                 <w:b/>
-                <w:sz w:val="16"/>
-              </w:rPr>
-              <w:t>18</w:t>
-            </w:r>
-          </w:p>
-          <w:p>
-            <w:r>
-              <w:rPr>
-                <w:b/>
                 <w:sz w:val="18"/>
               </w:rPr>
               <w:t>Antichrists Everywhere You Look</w:t>
@@ -1304,15 +1241,6 @@
           </w:tcPr>
           <w:p>
             <w:r/>
-            <w:r>
-              <w:rPr>
-                <w:b/>
-                <w:sz w:val="16"/>
-              </w:rPr>
-              <w:t>18</w:t>
-            </w:r>
-          </w:p>
-          <w:p>
             <w:r>
               <w:rPr>
                 <w:b/>
@@ -1772,15 +1700,6 @@
             <w:r>
               <w:rPr>
                 <w:b/>
-                <w:sz w:val="16"/>
-              </w:rPr>
-              <w:t>28</w:t>
-            </w:r>
-          </w:p>
-          <w:p>
-            <w:r>
-              <w:rPr>
-                <w:b/>
                 <w:sz w:val="18"/>
               </w:rPr>
               <w:t>Live Deeply in Christ</w:t>
@@ -1793,15 +1712,6 @@
           </w:tcPr>
           <w:p>
             <w:r/>
-            <w:r>
-              <w:rPr>
-                <w:b/>
-                <w:sz w:val="16"/>
-              </w:rPr>
-              <w:t>28</w:t>
-            </w:r>
-          </w:p>
-          <w:p>
             <w:r>
               <w:rPr>
                 <w:b/>
@@ -2683,15 +2593,6 @@
             <w:r>
               <w:rPr>
                 <w:b/>
-                <w:sz w:val="16"/>
-              </w:rPr>
-              <w:t>18-20</w:t>
-            </w:r>
-          </w:p>
-          <w:p>
-            <w:r>
-              <w:rPr>
-                <w:b/>
                 <w:sz w:val="18"/>
               </w:rPr>
               <w:t>When We Practice Real Love</w:t>
@@ -2704,15 +2605,6 @@
           </w:tcPr>
           <w:p>
             <w:r/>
-            <w:r>
-              <w:rPr>
-                <w:b/>
-                <w:sz w:val="16"/>
-              </w:rPr>
-              <w:t>18-20</w:t>
-            </w:r>
-          </w:p>
-          <w:p>
             <w:r>
               <w:rPr>
                 <w:b/>
@@ -2955,15 +2847,6 @@
             <w:r>
               <w:rPr>
                 <w:b/>
-                <w:sz w:val="16"/>
-              </w:rPr>
-              <w:t>1</w:t>
-            </w:r>
-          </w:p>
-          <w:p>
-            <w:r>
-              <w:rPr>
-                <w:b/>
                 <w:sz w:val="18"/>
               </w:rPr>
               <w:t>Don't Believe Everything You Hear</w:t>
@@ -2976,15 +2859,6 @@
           </w:tcPr>
           <w:p>
             <w:r/>
-            <w:r>
-              <w:rPr>
-                <w:b/>
-                <w:sz w:val="16"/>
-              </w:rPr>
-              <w:t>1</w:t>
-            </w:r>
-          </w:p>
-          <w:p>
             <w:r>
               <w:rPr>
                 <w:b/>
@@ -3231,15 +3105,6 @@
             <w:r>
               <w:rPr>
                 <w:b/>
-                <w:sz w:val="16"/>
-              </w:rPr>
-              <w:t>7-10</w:t>
-            </w:r>
-          </w:p>
-          <w:p>
-            <w:r>
-              <w:rPr>
-                <w:b/>
                 <w:sz w:val="18"/>
               </w:rPr>
               <w:t>God Is Love</w:t>
@@ -3252,15 +3117,6 @@
           </w:tcPr>
           <w:p>
             <w:r/>
-            <w:r>
-              <w:rPr>
-                <w:b/>
-                <w:sz w:val="16"/>
-              </w:rPr>
-              <w:t>7-10</w:t>
-            </w:r>
-          </w:p>
-          <w:p>
             <w:r>
               <w:rPr>
                 <w:b/>
@@ -3507,15 +3363,6 @@
             <w:r>
               <w:rPr>
                 <w:b/>
-                <w:sz w:val="16"/>
-              </w:rPr>
-              <w:t>17-18</w:t>
-            </w:r>
-          </w:p>
-          <w:p>
-            <w:r>
-              <w:rPr>
-                <w:b/>
                 <w:sz w:val="18"/>
               </w:rPr>
               <w:t>To Love, to Be Loved</w:t>
@@ -3528,15 +3375,6 @@
           </w:tcPr>
           <w:p>
             <w:r/>
-            <w:r>
-              <w:rPr>
-                <w:b/>
-                <w:sz w:val="16"/>
-              </w:rPr>
-              <w:t>17-18</w:t>
-            </w:r>
-          </w:p>
-          <w:p>
             <w:r>
               <w:rPr>
                 <w:b/>
@@ -3921,15 +3759,6 @@
             <w:r>
               <w:rPr>
                 <w:b/>
-                <w:sz w:val="16"/>
-              </w:rPr>
-              <w:t>4-5</w:t>
-            </w:r>
-          </w:p>
-          <w:p>
-            <w:r>
-              <w:rPr>
-                <w:b/>
                 <w:sz w:val="18"/>
               </w:rPr>
               <w:t>The Power That Brings the World to Its Knees</w:t>
@@ -3942,15 +3771,6 @@
           </w:tcPr>
           <w:p>
             <w:r/>
-            <w:r>
-              <w:rPr>
-                <w:b/>
-                <w:sz w:val="16"/>
-              </w:rPr>
-              <w:t>4-5</w:t>
-            </w:r>
-          </w:p>
-          <w:p>
             <w:r>
               <w:rPr>
                 <w:b/>
@@ -4268,15 +4088,6 @@
             <w:r>
               <w:rPr>
                 <w:b/>
-                <w:sz w:val="16"/>
-              </w:rPr>
-              <w:t>13-15</w:t>
-            </w:r>
-          </w:p>
-          <w:p>
-            <w:r>
-              <w:rPr>
-                <w:b/>
                 <w:sz w:val="18"/>
               </w:rPr>
               <w:t>The Reality, Not the Illusion</w:t>
@@ -4289,15 +4100,6 @@
           </w:tcPr>
           <w:p>
             <w:r/>
-            <w:r>
-              <w:rPr>
-                <w:b/>
-                <w:sz w:val="16"/>
-              </w:rPr>
-              <w:t>13-15</w:t>
-            </w:r>
-          </w:p>
-          <w:p>
             <w:r>
               <w:rPr>
                 <w:b/>

--- a/gdocs_build/1John.docx
+++ b/gdocs_build/1John.docx
@@ -676,7 +676,7 @@
                 <w:b/>
                 <w:sz w:val="16"/>
               </w:rPr>
-              <w:t>2-3</w:t>
+              <w:t>3</w:t>
             </w:r>
           </w:p>
           <w:p>
@@ -699,7 +699,7 @@
                 <w:b/>
                 <w:sz w:val="16"/>
               </w:rPr>
-              <w:t>2-3</w:t>
+              <w:t>3</w:t>
             </w:r>
           </w:p>
           <w:p>
@@ -722,7 +722,7 @@
                 <w:b/>
                 <w:sz w:val="16"/>
               </w:rPr>
-              <w:t>2-3</w:t>
+              <w:t>3</w:t>
             </w:r>
           </w:p>
           <w:p>
